--- a/Documentacion/Tesina.docx
+++ b/Documentacion/Tesina.docx
@@ -2139,25 +2139,7 @@
           <w:sz w:val="22"/>
           <w:szCs w:val="22"/>
         </w:rPr>
-        <w:t xml:space="preserve"> in a </w:t>
-      </w:r>
-      <w:proofErr w:type="gramStart"/>
-      <w:r>
-        <w:rPr>
-          <w:rFonts w:ascii="Arial" w:hAnsi="Arial" w:cs="Arial"/>
-          <w:sz w:val="22"/>
-          <w:szCs w:val="22"/>
-        </w:rPr>
-        <w:t>target</w:t>
-      </w:r>
-      <w:proofErr w:type="gramEnd"/>
-      <w:r>
-        <w:rPr>
-          <w:rFonts w:ascii="Arial" w:hAnsi="Arial" w:cs="Arial"/>
-          <w:sz w:val="22"/>
-          <w:szCs w:val="22"/>
-        </w:rPr>
-        <w:t xml:space="preserve"> </w:t>
+        <w:t xml:space="preserve"> in a target </w:t>
       </w:r>
       <w:proofErr w:type="spellStart"/>
       <w:r>
@@ -4435,25 +4417,7 @@
           <w:sz w:val="22"/>
           <w:szCs w:val="22"/>
         </w:rPr>
-        <w:t xml:space="preserve"> </w:t>
-      </w:r>
-      <w:proofErr w:type="gramStart"/>
-      <w:r>
-        <w:rPr>
-          <w:rFonts w:ascii="Arial" w:hAnsi="Arial" w:cs="Arial"/>
-          <w:sz w:val="22"/>
-          <w:szCs w:val="22"/>
-        </w:rPr>
-        <w:t>target</w:t>
-      </w:r>
-      <w:proofErr w:type="gramEnd"/>
-      <w:r>
-        <w:rPr>
-          <w:rFonts w:ascii="Arial" w:hAnsi="Arial" w:cs="Arial"/>
-          <w:sz w:val="22"/>
-          <w:szCs w:val="22"/>
-        </w:rPr>
-        <w:t xml:space="preserve"> </w:t>
+        <w:t xml:space="preserve"> target </w:t>
       </w:r>
       <w:proofErr w:type="spellStart"/>
       <w:r>
@@ -10059,7 +10023,6 @@
           <w14:ligatures w14:val="none"/>
         </w:rPr>
       </w:pPr>
-      <w:proofErr w:type="gramStart"/>
       <w:r>
         <w:rPr>
           <w:rFonts w:ascii="Cambria" w:eastAsia="MS Mincho" w:hAnsi="Cambria" w:cs="Times New Roman"/>
@@ -10095,7 +10058,6 @@
         <w:t>Pruebas</w:t>
       </w:r>
       <w:proofErr w:type="spellEnd"/>
-      <w:proofErr w:type="gramEnd"/>
       <w:r>
         <w:rPr>
           <w:rFonts w:ascii="Cambria" w:eastAsia="MS Mincho" w:hAnsi="Cambria" w:cs="Times New Roman"/>
@@ -10725,25 +10687,7 @@
           <w:sz w:val="22"/>
           <w:szCs w:val="22"/>
         </w:rPr>
-        <w:t xml:space="preserve">El suministro alimentario del mundo se construye sobre la agricultura, y las fresas son un cultivo </w:t>
-      </w:r>
-      <w:proofErr w:type="gramStart"/>
-      <w:r>
-        <w:rPr>
-          <w:rFonts w:ascii="Arial" w:hAnsi="Arial" w:cs="Arial"/>
-          <w:sz w:val="22"/>
-          <w:szCs w:val="22"/>
-        </w:rPr>
-        <w:t>económicamente y nutricionalmente</w:t>
-      </w:r>
-      <w:proofErr w:type="gramEnd"/>
-      <w:r>
-        <w:rPr>
-          <w:rFonts w:ascii="Arial" w:hAnsi="Arial" w:cs="Arial"/>
-          <w:sz w:val="22"/>
-          <w:szCs w:val="22"/>
-        </w:rPr>
-        <w:t xml:space="preserve"> importante. Sin embargo, el cultivo de fresas se ve comprometido por varias enfermedades fúngicas, incluyendo la mancha foliar (causada por </w:t>
+        <w:t xml:space="preserve">El suministro alimentario del mundo se construye sobre la agricultura, y las fresas son un cultivo económicamente y nutricionalmente importante. Sin embargo, el cultivo de fresas se ve comprometido por varias enfermedades fúngicas, incluyendo la mancha foliar (causada por </w:t>
       </w:r>
       <w:proofErr w:type="spellStart"/>
       <w:r>
@@ -11048,25 +10992,7 @@
           <w:sz w:val="22"/>
           <w:szCs w:val="22"/>
         </w:rPr>
-        <w:t xml:space="preserve">La mancha foliar es un tipo de enfermedad fúngica común en fresas, resultando en manchas angulares transparentes en el envés de las hojas, y eventualmente causando necrosis del tejido. </w:t>
-      </w:r>
-      <w:proofErr w:type="gramStart"/>
-      <w:r>
-        <w:rPr>
-          <w:rFonts w:ascii="Arial" w:hAnsi="Arial" w:cs="Arial"/>
-          <w:sz w:val="22"/>
-          <w:szCs w:val="22"/>
-        </w:rPr>
-        <w:t>Dado que</w:t>
-      </w:r>
-      <w:proofErr w:type="gramEnd"/>
-      <w:r>
-        <w:rPr>
-          <w:rFonts w:ascii="Arial" w:hAnsi="Arial" w:cs="Arial"/>
-          <w:sz w:val="22"/>
-          <w:szCs w:val="22"/>
-        </w:rPr>
-        <w:t xml:space="preserve"> en cultivos comerciales, el patógeno puede propagarse rápidamente sobre áreas amplias en un corto período, la detección tardía a menudo resulta en un gran impacto económico. La identificación de enfermedades en el campo tradicionalmente se realiza mediante monitoreo visual por un especialista en agronomía o agricultor de manera regular y planificada. Este proceso es lento, costoso, inadecuado para grandes regiones de cultivo y subjetivo y depende del conocimiento del observador.</w:t>
+        <w:t>La mancha foliar es un tipo de enfermedad fúngica común en fresas, resultando en manchas angulares transparentes en el envés de las hojas, y eventualmente causando necrosis del tejido. Dado que en cultivos comerciales, el patógeno puede propagarse rápidamente sobre áreas amplias en un corto período, la detección tardía a menudo resulta en un gran impacto económico. La identificación de enfermedades en el campo tradicionalmente se realiza mediante monitoreo visual por un especialista en agronomía o agricultor de manera regular y planificada. Este proceso es lento, costoso, inadecuado para grandes regiones de cultivo y subjetivo y depende del conocimiento del observador.</w:t>
       </w:r>
     </w:p>
     <w:p>
@@ -12965,25 +12891,7 @@
           <w:sz w:val="22"/>
           <w:szCs w:val="22"/>
         </w:rPr>
-        <w:t xml:space="preserve">Diseñar un sistema electrónico basado en Arduino que, al ser señalado por el modelo de detección, seleccione las señales que recibe y active con ellas el actuador físico (bomba de riego) </w:t>
-      </w:r>
-      <w:proofErr w:type="gramStart"/>
-      <w:r>
-        <w:rPr>
-          <w:rFonts w:ascii="Arial" w:hAnsi="Arial" w:cs="Arial"/>
-          <w:sz w:val="22"/>
-          <w:szCs w:val="22"/>
-        </w:rPr>
-        <w:t>de acuerdo a</w:t>
-      </w:r>
-      <w:proofErr w:type="gramEnd"/>
-      <w:r>
-        <w:rPr>
-          <w:rFonts w:ascii="Arial" w:hAnsi="Arial" w:cs="Arial"/>
-          <w:sz w:val="22"/>
-          <w:szCs w:val="22"/>
-        </w:rPr>
-        <w:t xml:space="preserve"> las plagas. Incluir en la estructura el desarrollo y control de un circuito electrónico, un puente entre la inteligencia computacional y los movimientos. Esto implica la implementación de módulos de relé, reguladores de voltaje, diodos de protección y componentes de seguridad, como botones de parada de emergencia, para un funcionamiento seguro y reproducible.</w:t>
+        <w:t>Diseñar un sistema electrónico basado en Arduino que, al ser señalado por el modelo de detección, seleccione las señales que recibe y active con ellas el actuador físico (bomba de riego) de acuerdo a las plagas. Incluir en la estructura el desarrollo y control de un circuito electrónico, un puente entre la inteligencia computacional y los movimientos. Esto implica la implementación de módulos de relé, reguladores de voltaje, diodos de protección y componentes de seguridad, como botones de parada de emergencia, para un funcionamiento seguro y reproducible.</w:t>
       </w:r>
     </w:p>
     <w:p>
@@ -14063,25 +13971,7 @@
           <w:sz w:val="22"/>
           <w:szCs w:val="22"/>
         </w:rPr>
-        <w:t xml:space="preserve">El proyecto aprovecha el uso de tecnologías eficientes y conocidas (YOLOv7 y Arduino), </w:t>
-      </w:r>
-      <w:proofErr w:type="gramStart"/>
-      <w:r>
-        <w:rPr>
-          <w:rFonts w:ascii="Arial" w:hAnsi="Arial" w:cs="Arial"/>
-          <w:sz w:val="22"/>
-          <w:szCs w:val="22"/>
-        </w:rPr>
-        <w:t>la modularidad</w:t>
-      </w:r>
-      <w:proofErr w:type="gramEnd"/>
-      <w:r>
-        <w:rPr>
-          <w:rFonts w:ascii="Arial" w:hAnsi="Arial" w:cs="Arial"/>
-          <w:sz w:val="22"/>
-          <w:szCs w:val="22"/>
-        </w:rPr>
-        <w:t xml:space="preserve"> del montaje del sistema y el bajo costo de escalar el proyecto al entorno controlado. Sin embargo, existen limitaciones significativas:</w:t>
+        <w:t>El proyecto aprovecha el uso de tecnologías eficientes y conocidas (YOLOv7 y Arduino), la modularidad del montaje del sistema y el bajo costo de escalar el proyecto al entorno controlado. Sin embargo, existen limitaciones significativas:</w:t>
       </w:r>
     </w:p>
     <w:p>
@@ -14612,25 +14502,7 @@
           <w:sz w:val="22"/>
           <w:szCs w:val="22"/>
         </w:rPr>
-        <w:t xml:space="preserve">También se llevó a cabo una investigación de un grupo de investigadores en la Universidad Autónoma del Estado de Hidalgo (2023) en México. Este equipo, en particular, abordó la detección de síntomas visuales tempranos de enfermedades en plantas, como manchas o agujeros en las hojas, con visión por computadora. La investigación </w:t>
-      </w:r>
-      <w:proofErr w:type="gramStart"/>
-      <w:r>
-        <w:rPr>
-          <w:rFonts w:ascii="Arial" w:hAnsi="Arial" w:cs="Arial"/>
-          <w:sz w:val="22"/>
-          <w:szCs w:val="22"/>
-        </w:rPr>
-        <w:t>se centró principalmente en</w:t>
-      </w:r>
-      <w:proofErr w:type="gramEnd"/>
-      <w:r>
-        <w:rPr>
-          <w:rFonts w:ascii="Arial" w:hAnsi="Arial" w:cs="Arial"/>
-          <w:sz w:val="22"/>
-          <w:szCs w:val="22"/>
-        </w:rPr>
-        <w:t xml:space="preserve"> los laboratorios experimentales de la universidad, y el uso de la infraestructura del colegio fue esencial para verificar la efectividad del sistema. Su enfoque incluyó algoritmos desarrollados para examinar imágenes de alta resolución del follaje en busca de patrones indicativos de infestaciones fúngicas y otras enfermedades comunes de los cultivos. El sistema NMF logró un alto rendimiento de detección (&gt;90%) con una baja tasa de falsos positivos, demostrando así alta fiabilidad operativa, como los resultados demostraron.</w:t>
+        <w:t>También se llevó a cabo una investigación de un grupo de investigadores en la Universidad Autónoma del Estado de Hidalgo (2023) en México. Este equipo, en particular, abordó la detección de síntomas visuales tempranos de enfermedades en plantas, como manchas o agujeros en las hojas, con visión por computadora. La investigación se centró principalmente en los laboratorios experimentales de la universidad, y el uso de la infraestructura del colegio fue esencial para verificar la efectividad del sistema. Su enfoque incluyó algoritmos desarrollados para examinar imágenes de alta resolución del follaje en busca de patrones indicativos de infestaciones fúngicas y otras enfermedades comunes de los cultivos. El sistema NMF logró un alto rendimiento de detección (&gt;90%) con una baja tasa de falsos positivos, demostrando así alta fiabilidad operativa, como los resultados demostraron.</w:t>
       </w:r>
     </w:p>
     <w:p>
@@ -15228,25 +15100,7 @@
           <w:sz w:val="22"/>
           <w:szCs w:val="22"/>
         </w:rPr>
-        <w:t xml:space="preserve"> </w:t>
-      </w:r>
-      <w:proofErr w:type="gramStart"/>
-      <w:r>
-        <w:rPr>
-          <w:rFonts w:ascii="Arial" w:hAnsi="Arial" w:cs="Arial"/>
-          <w:sz w:val="22"/>
-          <w:szCs w:val="22"/>
-        </w:rPr>
-        <w:t>Look</w:t>
-      </w:r>
-      <w:proofErr w:type="gramEnd"/>
-      <w:r>
-        <w:rPr>
-          <w:rFonts w:ascii="Arial" w:hAnsi="Arial" w:cs="Arial"/>
-          <w:sz w:val="22"/>
-          <w:szCs w:val="22"/>
-        </w:rPr>
-        <w:t xml:space="preserve"> Once) es un modelo de detección de objetos en tiempo real. </w:t>
+        <w:t xml:space="preserve"> Look Once) es un modelo de detección de objetos en tiempo real. </w:t>
       </w:r>
       <w:r>
         <w:rPr>
@@ -15548,7 +15402,6 @@
         <w:t xml:space="preserve">larga vida de </w:t>
       </w:r>
       <w:proofErr w:type="spellStart"/>
-      <w:proofErr w:type="gramStart"/>
       <w:r>
         <w:rPr>
           <w:rFonts w:ascii="Arial" w:hAnsi="Arial" w:cs="Arial"/>
@@ -15576,7 +15429,6 @@
         <w:t>y</w:t>
       </w:r>
       <w:proofErr w:type="spellEnd"/>
-      <w:proofErr w:type="gramEnd"/>
       <w:r>
         <w:rPr>
           <w:rFonts w:ascii="Arial" w:hAnsi="Arial" w:cs="Arial"/>
@@ -16223,25 +16075,7 @@
           <w:sz w:val="22"/>
           <w:szCs w:val="22"/>
         </w:rPr>
-        <w:t xml:space="preserve"> </w:t>
-      </w:r>
-      <w:proofErr w:type="gramStart"/>
-      <w:r>
-        <w:rPr>
-          <w:rFonts w:ascii="Arial" w:hAnsi="Arial" w:cs="Arial"/>
-          <w:sz w:val="22"/>
-          <w:szCs w:val="22"/>
-        </w:rPr>
-        <w:t>Look</w:t>
-      </w:r>
-      <w:proofErr w:type="gramEnd"/>
-      <w:r>
-        <w:rPr>
-          <w:rFonts w:ascii="Arial" w:hAnsi="Arial" w:cs="Arial"/>
-          <w:sz w:val="22"/>
-          <w:szCs w:val="22"/>
-        </w:rPr>
-        <w:t xml:space="preserve"> Once). Al estar diseñado para la velocidad, YOLOv7 puede realizar una detección rápida de objetos en tiempo real debido a la generosa simplificación de la red y trucos de regularización. Este modelo está formado por capas convolucionales especiales que capturan ciertos patrones de enfermedades foliares. Entrenado de manera supervisada, el modelo aprende a diferenciar características de hojas sanas de las hojas enfermas. Para el uso práctico del proyecto, YOLOv7 se utiliza en sistemas de procesamiento potentes como </w:t>
+        <w:t xml:space="preserve"> Look Once). Al estar diseñado para la velocidad, YOLOv7 puede realizar una detección rápida de objetos en tiempo real debido a la generosa simplificación de la red y trucos de regularización. Este modelo está formado por capas convolucionales especiales que capturan ciertos patrones de enfermedades foliares. Entrenado de manera supervisada, el modelo aprende a diferenciar características de hojas sanas de las hojas enfermas. Para el uso práctico del proyecto, YOLOv7 se utiliza en sistemas de procesamiento potentes como </w:t>
       </w:r>
       <w:proofErr w:type="spellStart"/>
       <w:r>
@@ -17089,25 +16923,7 @@
           <w:sz w:val="22"/>
           <w:szCs w:val="22"/>
         </w:rPr>
-        <w:t xml:space="preserve">El método de observación en este proyecto se basa en la recolección sistemática de datos fotográficos con el uso de drones y se complementa con el análisis de visión artificial. El objetivo es tomar imágenes aéreas de alta resolución sobre los campos de fresa, para detectar los signos tempranos de la enfermedad que ha sido </w:t>
-      </w:r>
-      <w:proofErr w:type="gramStart"/>
-      <w:r>
-        <w:rPr>
-          <w:rFonts w:ascii="Arial" w:hAnsi="Arial" w:cs="Arial"/>
-          <w:sz w:val="22"/>
-          <w:szCs w:val="22"/>
-        </w:rPr>
-        <w:t>nombrada como</w:t>
-      </w:r>
-      <w:proofErr w:type="gramEnd"/>
-      <w:r>
-        <w:rPr>
-          <w:rFonts w:ascii="Arial" w:hAnsi="Arial" w:cs="Arial"/>
-          <w:sz w:val="22"/>
-          <w:szCs w:val="22"/>
-        </w:rPr>
-        <w:t xml:space="preserve"> la mancha de la hoja.</w:t>
+        <w:t>El método de observación en este proyecto se basa en la recolección sistemática de datos fotográficos con el uso de drones y se complementa con el análisis de visión artificial. El objetivo es tomar imágenes aéreas de alta resolución sobre los campos de fresa, para detectar los signos tempranos de la enfermedad que ha sido nombrada como la mancha de la hoja.</w:t>
       </w:r>
     </w:p>
     <w:p>
@@ -17137,23 +16953,13 @@
           <w:szCs w:val="22"/>
         </w:rPr>
       </w:pPr>
-      <w:proofErr w:type="gramStart"/>
-      <w:r>
-        <w:rPr>
-          <w:rFonts w:ascii="Arial" w:hAnsi="Arial" w:cs="Arial"/>
-          <w:sz w:val="22"/>
-          <w:szCs w:val="22"/>
-        </w:rPr>
-        <w:t>El dron a utilizar</w:t>
-      </w:r>
-      <w:proofErr w:type="gramEnd"/>
-      <w:r>
-        <w:rPr>
-          <w:rFonts w:ascii="Arial" w:hAnsi="Arial" w:cs="Arial"/>
-          <w:sz w:val="22"/>
-          <w:szCs w:val="22"/>
-        </w:rPr>
-        <w:t xml:space="preserve"> es un DJI Mini 3, conveniente por su facilidad de control, independencia y fotografía 4K. Las rutas de vuelo fueron preprogramadas, y los vuelos se realizaron durante horas específicas (8:00–11:00 a.m. y 3:00–5:00 p.m.) para minimizar sombras severas y reflejos solares, lo que agrega complejidad al procesamiento de imágenes.</w:t>
+      <w:r>
+        <w:rPr>
+          <w:rFonts w:ascii="Arial" w:hAnsi="Arial" w:cs="Arial"/>
+          <w:sz w:val="22"/>
+          <w:szCs w:val="22"/>
+        </w:rPr>
+        <w:t>El dron a utilizar es un DJI Mini 3, conveniente por su facilidad de control, independencia y fotografía 4K. Las rutas de vuelo fueron preprogramadas, y los vuelos se realizaron durante horas específicas (8:00–11:00 a.m. y 3:00–5:00 p.m.) para minimizar sombras severas y reflejos solares, lo que agrega complejidad al procesamiento de imágenes.</w:t>
       </w:r>
     </w:p>
     <w:p>
@@ -17270,29 +17076,7 @@
           <w:sz w:val="22"/>
           <w:szCs w:val="22"/>
         </w:rPr>
-        <w:t xml:space="preserve"> </w:t>
-      </w:r>
-      <w:proofErr w:type="gramStart"/>
-      <w:r>
-        <w:rPr>
-          <w:rFonts w:ascii="Arial" w:hAnsi="Arial" w:cs="Arial"/>
-          <w:b/>
-          <w:bCs/>
-          <w:sz w:val="22"/>
-          <w:szCs w:val="22"/>
-        </w:rPr>
-        <w:t>Look</w:t>
-      </w:r>
-      <w:proofErr w:type="gramEnd"/>
-      <w:r>
-        <w:rPr>
-          <w:rFonts w:ascii="Arial" w:hAnsi="Arial" w:cs="Arial"/>
-          <w:b/>
-          <w:bCs/>
-          <w:sz w:val="22"/>
-          <w:szCs w:val="22"/>
-        </w:rPr>
-        <w:t xml:space="preserve"> Once</w:t>
+        <w:t xml:space="preserve"> Look Once</w:t>
       </w:r>
       <w:r>
         <w:rPr>
@@ -18397,16 +18181,7 @@
           <w:sz w:val="22"/>
           <w:szCs w:val="22"/>
         </w:rPr>
-        <w:t xml:space="preserve"> y sobre todo Base de </w:t>
-      </w:r>
-      <w:proofErr w:type="gramStart"/>
-      <w:r>
-        <w:rPr>
-          <w:rFonts w:ascii="Arial" w:hAnsi="Arial" w:cs="Arial"/>
-          <w:sz w:val="22"/>
-          <w:szCs w:val="22"/>
-        </w:rPr>
-        <w:t xml:space="preserve">datos  </w:t>
+        <w:t xml:space="preserve"> y sobre todo Base de datos  </w:t>
       </w:r>
       <w:proofErr w:type="spellStart"/>
       <w:r>
@@ -18418,7 +18193,6 @@
         <w:t>kaggle</w:t>
       </w:r>
       <w:proofErr w:type="spellEnd"/>
-      <w:proofErr w:type="gramEnd"/>
       <w:r>
         <w:rPr>
           <w:rFonts w:ascii="Arial" w:hAnsi="Arial" w:cs="Arial"/>
@@ -19332,16 +19106,7 @@
           <w:sz w:val="22"/>
           <w:szCs w:val="22"/>
         </w:rPr>
-        <w:t xml:space="preserve">Además, se realizaron pruebas de precisión y rendimiento del modelo con curvas de evaluación como la curva </w:t>
-      </w:r>
-      <w:proofErr w:type="gramStart"/>
-      <w:r>
-        <w:rPr>
-          <w:rFonts w:ascii="Arial" w:hAnsi="Arial" w:cs="Arial"/>
-          <w:sz w:val="22"/>
-          <w:szCs w:val="22"/>
-        </w:rPr>
-        <w:t>PR</w:t>
+        <w:t>Además, se realizaron pruebas de precisión y rendimiento del modelo con curvas de evaluación como la curva PR</w:t>
       </w:r>
       <w:r>
         <w:rPr>
@@ -19352,7 +19117,6 @@
         <w:t>(</w:t>
       </w:r>
       <w:proofErr w:type="spellStart"/>
-      <w:proofErr w:type="gramEnd"/>
       <w:r>
         <w:rPr>
           <w:rFonts w:ascii="Arial" w:hAnsi="Arial" w:cs="Arial"/>
@@ -19400,16 +19164,7 @@
           <w:sz w:val="22"/>
           <w:szCs w:val="22"/>
         </w:rPr>
-        <w:t xml:space="preserve">, curvas de </w:t>
-      </w:r>
-      <w:proofErr w:type="gramStart"/>
-      <w:r>
-        <w:rPr>
-          <w:rFonts w:ascii="Arial" w:hAnsi="Arial" w:cs="Arial"/>
-          <w:sz w:val="22"/>
-          <w:szCs w:val="22"/>
-        </w:rPr>
-        <w:t>precisión</w:t>
+        <w:t>, curvas de precisión</w:t>
       </w:r>
       <w:r>
         <w:rPr>
@@ -19420,7 +19175,6 @@
         <w:t>(</w:t>
       </w:r>
       <w:proofErr w:type="spellStart"/>
-      <w:proofErr w:type="gramEnd"/>
       <w:r>
         <w:rPr>
           <w:rFonts w:ascii="Arial" w:hAnsi="Arial" w:cs="Arial"/>
@@ -19695,33 +19449,15 @@
           <w:sz w:val="22"/>
           <w:szCs w:val="22"/>
         </w:rPr>
-        <w:t>Ahora, al cableado: se utilizó un cable de 16 cm (calibre AWG), proporcionando un margen de seguridad para la corriente que consume la bomba, y también para la resistencia térmica que posee un cable. La caída de voltaje estimada para una longitud inferior a 1 metro es pequeña para esta sección, por lo que el suministro es estable (dejar algo de margen sobre la resistencia del cable también es bueno</w:t>
-      </w:r>
-      <w:proofErr w:type="gramStart"/>
-      <w:r>
-        <w:rPr>
-          <w:rFonts w:ascii="Arial" w:hAnsi="Arial" w:cs="Arial"/>
-          <w:sz w:val="22"/>
-          <w:szCs w:val="22"/>
-        </w:rPr>
-        <w:t>).</w:t>
-      </w:r>
-      <w:r>
-        <w:rPr>
-          <w:rFonts w:ascii="Arial" w:hAnsi="Arial" w:cs="Arial"/>
-          <w:sz w:val="22"/>
-          <w:szCs w:val="22"/>
-        </w:rPr>
-        <w:t>El</w:t>
-      </w:r>
-      <w:proofErr w:type="gramEnd"/>
-      <w:r>
-        <w:rPr>
-          <w:rFonts w:ascii="Arial" w:hAnsi="Arial" w:cs="Arial"/>
-          <w:sz w:val="22"/>
-          <w:szCs w:val="22"/>
-        </w:rPr>
-        <w:t xml:space="preserve"> cálculo energético y de dimensionamiento parte de la Ley de Ohm y la Ley de Watt:</w:t>
+        <w:t>Ahora, al cableado: se utilizó un cable de 16 cm (calibre AWG), proporcionando un margen de seguridad para la corriente que consume la bomba, y también para la resistencia térmica que posee un cable. La caída de voltaje estimada para una longitud inferior a 1 metro es pequeña para esta sección, por lo que el suministro es estable (dejar algo de margen sobre la resistencia del cable también es bueno).</w:t>
+      </w:r>
+      <w:r>
+        <w:rPr>
+          <w:rFonts w:ascii="Arial" w:hAnsi="Arial" w:cs="Arial"/>
+          <w:sz w:val="22"/>
+          <w:szCs w:val="22"/>
+        </w:rPr>
+        <w:t>El cálculo energético y de dimensionamiento parte de la Ley de Ohm y la Ley de Watt:</w:t>
       </w:r>
     </w:p>
     <w:p>
@@ -20187,7 +19923,6 @@
         <w:t xml:space="preserve">/training/yolov7.yaml --data </w:t>
       </w:r>
       <w:proofErr w:type="spellStart"/>
-      <w:proofErr w:type="gramStart"/>
       <w:r>
         <w:rPr>
           <w:rFonts w:ascii="Arial" w:hAnsi="Arial" w:cs="Arial"/>
@@ -20197,7 +19932,6 @@
         <w:t>data.yaml</w:t>
       </w:r>
       <w:proofErr w:type="spellEnd"/>
-      <w:proofErr w:type="gramEnd"/>
       <w:r>
         <w:rPr>
           <w:rFonts w:ascii="Arial" w:hAnsi="Arial" w:cs="Arial"/>
@@ -21678,43 +21412,7 @@
           <w:sz w:val="22"/>
           <w:szCs w:val="22"/>
         </w:rPr>
-        <w:t xml:space="preserve"> base (</w:t>
-      </w:r>
-      <w:proofErr w:type="gramStart"/>
-      <w:r>
-        <w:rPr>
-          <w:rFonts w:ascii="Arial" w:hAnsi="Arial" w:cs="Arial"/>
-          <w:sz w:val="22"/>
-          <w:szCs w:val="22"/>
-        </w:rPr>
-        <w:t>hyp.scratch</w:t>
-      </w:r>
-      <w:proofErr w:type="gramEnd"/>
-      <w:r>
-        <w:rPr>
-          <w:rFonts w:ascii="Arial" w:hAnsi="Arial" w:cs="Arial"/>
-          <w:sz w:val="22"/>
-          <w:szCs w:val="22"/>
-        </w:rPr>
-        <w:t>.p</w:t>
-      </w:r>
-      <w:proofErr w:type="gramStart"/>
-      <w:r>
-        <w:rPr>
-          <w:rFonts w:ascii="Arial" w:hAnsi="Arial" w:cs="Arial"/>
-          <w:sz w:val="22"/>
-          <w:szCs w:val="22"/>
-        </w:rPr>
-        <w:t>5.yaml</w:t>
-      </w:r>
-      <w:proofErr w:type="gramEnd"/>
-      <w:r>
-        <w:rPr>
-          <w:rFonts w:ascii="Arial" w:hAnsi="Arial" w:cs="Arial"/>
-          <w:sz w:val="22"/>
-          <w:szCs w:val="22"/>
-        </w:rPr>
-        <w:t>). El comando utilizado fue:</w:t>
+        <w:t xml:space="preserve"> base (hyp.scratch.p5.yaml). El comando utilizado fue:</w:t>
       </w:r>
     </w:p>
     <w:p>
@@ -21799,7 +21497,6 @@
         <w:t xml:space="preserve">/training/yolov7.yaml --data </w:t>
       </w:r>
       <w:proofErr w:type="spellStart"/>
-      <w:proofErr w:type="gramStart"/>
       <w:r>
         <w:rPr>
           <w:rFonts w:ascii="Arial" w:hAnsi="Arial" w:cs="Arial"/>
@@ -21809,7 +21506,6 @@
         <w:t>data.yaml</w:t>
       </w:r>
       <w:proofErr w:type="spellEnd"/>
-      <w:proofErr w:type="gramEnd"/>
       <w:r>
         <w:rPr>
           <w:rFonts w:ascii="Arial" w:hAnsi="Arial" w:cs="Arial"/>
@@ -22841,7 +22537,6 @@
         <w:t>fresa_cerrada</w:t>
       </w:r>
       <w:proofErr w:type="spellEnd"/>
-      <w:proofErr w:type="gramStart"/>
       <w:r>
         <w:rPr>
           <w:rFonts w:ascii="Arial" w:hAnsi="Arial" w:cs="Arial"/>
@@ -22861,7 +22556,6 @@
         <w:t>(</w:t>
       </w:r>
       <w:proofErr w:type="spellStart"/>
-      <w:proofErr w:type="gramEnd"/>
       <w:r>
         <w:rPr>
           <w:rFonts w:ascii="Arial" w:hAnsi="Arial" w:cs="Arial"/>
@@ -22959,7 +22653,6 @@
         </w:rPr>
         <w:t xml:space="preserve"> </w:t>
       </w:r>
-      <w:proofErr w:type="gramStart"/>
       <w:r>
         <w:rPr>
           <w:rFonts w:ascii="Arial" w:hAnsi="Arial" w:cs="Arial"/>
@@ -22971,7 +22664,6 @@
         <w:t>(</w:t>
       </w:r>
       <w:proofErr w:type="spellStart"/>
-      <w:proofErr w:type="gramEnd"/>
       <w:r>
         <w:rPr>
           <w:rFonts w:ascii="Arial" w:hAnsi="Arial" w:cs="Arial"/>
@@ -23284,25 +22976,7 @@
           <w:sz w:val="22"/>
           <w:szCs w:val="22"/>
         </w:rPr>
-        <w:t xml:space="preserve">Durante el desarrollo y la implementación del sistema de detección de plagas (aplicado en el campo de fresas para detectar plagas llamadas "mancha foliar") se encontraron múltiples desafíos técnicos que tuvieron un impacto en el rendimiento del modelo y en el sistema establecido e implementado en su totalidad. Estas limitaciones permiten comprender realmente lo que hace el prototipo y sugieren observaciones para futuras mejoras </w:t>
-      </w:r>
-      <w:proofErr w:type="gramStart"/>
-      <w:r>
-        <w:rPr>
-          <w:rFonts w:ascii="Arial" w:hAnsi="Arial" w:cs="Arial"/>
-          <w:sz w:val="22"/>
-          <w:szCs w:val="22"/>
-        </w:rPr>
-        <w:t>del mismo</w:t>
-      </w:r>
-      <w:proofErr w:type="gramEnd"/>
-      <w:r>
-        <w:rPr>
-          <w:rFonts w:ascii="Arial" w:hAnsi="Arial" w:cs="Arial"/>
-          <w:sz w:val="22"/>
-          <w:szCs w:val="22"/>
-        </w:rPr>
-        <w:t>.</w:t>
+        <w:t>Durante el desarrollo y la implementación del sistema de detección de plagas (aplicado en el campo de fresas para detectar plagas llamadas "mancha foliar") se encontraron múltiples desafíos técnicos que tuvieron un impacto en el rendimiento del modelo y en el sistema establecido e implementado en su totalidad. Estas limitaciones permiten comprender realmente lo que hace el prototipo y sugieren observaciones para futuras mejoras del mismo.</w:t>
       </w:r>
     </w:p>
     <w:p>
@@ -23347,25 +23021,7 @@
           <w:sz w:val="22"/>
           <w:szCs w:val="22"/>
         </w:rPr>
-        <w:t xml:space="preserve">En el lado del hardware, se utilizó una configuración decente (Intel Core i5 de 11ª generación/16 GB de RAM/4 GB RTX 3050 Ti), pero también se observó que el script de entrenamiento podría haberse beneficiado enormemente de una GPU con más capacidad de memoria. Varios obstáculos para una ejecución efectiva, particularmente los tamaños de lote </w:t>
-      </w:r>
-      <w:proofErr w:type="gramStart"/>
-      <w:r>
-        <w:rPr>
-          <w:rFonts w:ascii="Arial" w:hAnsi="Arial" w:cs="Arial"/>
-          <w:sz w:val="22"/>
-          <w:szCs w:val="22"/>
-        </w:rPr>
-        <w:t>grandes,</w:t>
-      </w:r>
-      <w:proofErr w:type="gramEnd"/>
-      <w:r>
-        <w:rPr>
-          <w:rFonts w:ascii="Arial" w:hAnsi="Arial" w:cs="Arial"/>
-          <w:sz w:val="22"/>
-          <w:szCs w:val="22"/>
-        </w:rPr>
-        <w:t xml:space="preserve"> restringieron la velocidad y profundidad del entrenamiento. Además, todas las demás sesiones tuvieron que ser reenviadas y los parámetros reingresados para prevenir la pérdida de tiempo de tratamiento debido a la sobrecarga del sistema.</w:t>
+        <w:t>En el lado del hardware, se utilizó una configuración decente (Intel Core i5 de 11ª generación/16 GB de RAM/4 GB RTX 3050 Ti), pero también se observó que el script de entrenamiento podría haberse beneficiado enormemente de una GPU con más capacidad de memoria. Varios obstáculos para una ejecución efectiva, particularmente los tamaños de lote grandes, restringieron la velocidad y profundidad del entrenamiento. Además, todas las demás sesiones tuvieron que ser reenviadas y los parámetros reingresados para prevenir la pérdida de tiempo de tratamiento debido a la sobrecarga del sistema.</w:t>
       </w:r>
     </w:p>
     <w:p>
@@ -24244,25 +23900,7 @@
           <w:sz w:val="22"/>
           <w:szCs w:val="22"/>
         </w:rPr>
-        <w:t xml:space="preserve">Escalabilidad del sistema también es un aporte clave. Esta versión es válida desplegando un dron de vuelo manual y detección local, pero ya se le presentan claros caminos de evolución, tales como la implementación de navegación autónoma a través de GPS, la extensión de sistema con redes de drones colaborativos, o la integración de más sensores para mejorar las decisiones a tomar. De esta manera, estas mejoras harían posible extender las </w:t>
-      </w:r>
-      <w:proofErr w:type="gramStart"/>
-      <w:r>
-        <w:rPr>
-          <w:rFonts w:ascii="Arial" w:hAnsi="Arial" w:cs="Arial"/>
-          <w:sz w:val="22"/>
-          <w:szCs w:val="22"/>
-        </w:rPr>
-        <w:t>superficie cultivadas</w:t>
-      </w:r>
-      <w:proofErr w:type="gramEnd"/>
-      <w:r>
-        <w:rPr>
-          <w:rFonts w:ascii="Arial" w:hAnsi="Arial" w:cs="Arial"/>
-          <w:sz w:val="22"/>
-          <w:szCs w:val="22"/>
-        </w:rPr>
-        <w:t>, ubicando el proyecto en la órbita de la agricultura de precisión y el manejo integrado de plagas automatizado.</w:t>
+        <w:t>Escalabilidad del sistema también es un aporte clave. Esta versión es válida desplegando un dron de vuelo manual y detección local, pero ya se le presentan claros caminos de evolución, tales como la implementación de navegación autónoma a través de GPS, la extensión de sistema con redes de drones colaborativos, o la integración de más sensores para mejorar las decisiones a tomar. De esta manera, estas mejoras harían posible extender las superficie cultivadas, ubicando el proyecto en la órbita de la agricultura de precisión y el manejo integrado de plagas automatizado.</w:t>
       </w:r>
     </w:p>
     <w:p>
@@ -24307,25 +23945,7 @@
           <w:sz w:val="22"/>
           <w:szCs w:val="22"/>
         </w:rPr>
-        <w:t xml:space="preserve">Recomendar este proyecto como punto de partida para futuros desarrollos resulta una posibilidad no solo viable, sino necesaria. Su estructura bien definida, la forma de atacar un problema real, la detallada documentación y el uso de herramientas y componentes relativamente accesibles, dan a este trabajo la cualidad de una excelente base para investigaciones académicas </w:t>
-      </w:r>
-      <w:proofErr w:type="gramStart"/>
-      <w:r>
-        <w:rPr>
-          <w:rFonts w:ascii="Arial" w:hAnsi="Arial" w:cs="Arial"/>
-          <w:sz w:val="22"/>
-          <w:szCs w:val="22"/>
-        </w:rPr>
-        <w:t>futuras</w:t>
-      </w:r>
-      <w:proofErr w:type="gramEnd"/>
-      <w:r>
-        <w:rPr>
-          <w:rFonts w:ascii="Arial" w:hAnsi="Arial" w:cs="Arial"/>
-          <w:sz w:val="22"/>
-          <w:szCs w:val="22"/>
-        </w:rPr>
-        <w:t xml:space="preserve"> así como para experimentos en campo. A pesar de las limitaciones apreciadas tales como la base de datos endeble y las interferencias en la transmisión de video, el sistema muestra tener una arquitectura, una lógica y una respuesta operativa funcionalmente segura. De este modo, el sistema empleado ya posee el carácter de prototipo fiable y capaz de ser adaptado, y puede seguir con su evolución como parte de una línea de desarrollo continuo en torno a la automatización inteligente de la producción en agricultura.</w:t>
+        <w:t>Recomendar este proyecto como punto de partida para futuros desarrollos resulta una posibilidad no solo viable, sino necesaria. Su estructura bien definida, la forma de atacar un problema real, la detallada documentación y el uso de herramientas y componentes relativamente accesibles, dan a este trabajo la cualidad de una excelente base para investigaciones académicas futuras así como para experimentos en campo. A pesar de las limitaciones apreciadas tales como la base de datos endeble y las interferencias en la transmisión de video, el sistema muestra tener una arquitectura, una lógica y una respuesta operativa funcionalmente segura. De este modo, el sistema empleado ya posee el carácter de prototipo fiable y capaz de ser adaptado, y puede seguir con su evolución como parte de una línea de desarrollo continuo en torno a la automatización inteligente de la producción en agricultura.</w:t>
       </w:r>
     </w:p>
     <w:p>
@@ -25618,7 +25238,6 @@
         <w:t xml:space="preserve"> drones in </w:t>
       </w:r>
       <w:proofErr w:type="spellStart"/>
-      <w:proofErr w:type="gramStart"/>
       <w:r>
         <w:rPr>
           <w:sz w:val="20"/>
@@ -25627,7 +25246,6 @@
         <w:t>agriculture.University</w:t>
       </w:r>
       <w:proofErr w:type="spellEnd"/>
-      <w:proofErr w:type="gramEnd"/>
       <w:r>
         <w:rPr>
           <w:sz w:val="20"/>
@@ -28644,9 +28262,24 @@
           <w:sz w:val="22"/>
           <w:szCs w:val="22"/>
         </w:rPr>
-        <w:t xml:space="preserve"> </w:t>
-      </w:r>
-      <w:proofErr w:type="gramStart"/>
+        <w:t xml:space="preserve"> Look Once):</w:t>
+      </w:r>
+      <w:r>
+        <w:rPr>
+          <w:sz w:val="22"/>
+          <w:szCs w:val="22"/>
+        </w:rPr>
+        <w:t xml:space="preserve"> Algoritmo de detección de objetos que analiza una imagen completa en una sola pasada.</w:t>
+      </w:r>
+    </w:p>
+    <w:p>
+      <w:pPr>
+        <w:spacing w:line="360" w:lineRule="auto"/>
+        <w:rPr>
+          <w:sz w:val="22"/>
+          <w:szCs w:val="22"/>
+        </w:rPr>
+      </w:pPr>
       <w:r>
         <w:rPr>
           <w:b/>
@@ -28654,112 +28287,103 @@
           <w:sz w:val="22"/>
           <w:szCs w:val="22"/>
         </w:rPr>
-        <w:t>Look</w:t>
-      </w:r>
-      <w:proofErr w:type="gramEnd"/>
+        <w:t>YOLOv7:</w:t>
+      </w:r>
+      <w:r>
+        <w:rPr>
+          <w:sz w:val="22"/>
+          <w:szCs w:val="22"/>
+        </w:rPr>
+        <w:t xml:space="preserve"> Versión optimizada del algoritmo YOLO, especializada en detección rápida y precisa de objetos en tiempo real.</w:t>
+      </w:r>
+    </w:p>
+    <w:p>
+      <w:pPr>
+        <w:rPr>
+          <w:sz w:val="22"/>
+          <w:szCs w:val="22"/>
+        </w:rPr>
+      </w:pPr>
+      <w:r>
+        <w:rPr>
+          <w:sz w:val="22"/>
+          <w:szCs w:val="22"/>
+        </w:rPr>
+        <w:br w:type="page"/>
+      </w:r>
+    </w:p>
+    <w:p>
+      <w:pPr>
+        <w:pStyle w:val="Ttulo2"/>
+      </w:pPr>
+      <w:r>
+        <w:lastRenderedPageBreak/>
+        <w:t>ANEXOS</w:t>
+      </w:r>
+    </w:p>
+    <w:p>
       <w:r>
         <w:rPr>
           <w:b/>
           <w:bCs/>
-          <w:sz w:val="22"/>
-          <w:szCs w:val="22"/>
-        </w:rPr>
-        <w:t xml:space="preserve"> Once):</w:t>
-      </w:r>
-      <w:r>
-        <w:rPr>
-          <w:sz w:val="22"/>
-          <w:szCs w:val="22"/>
-        </w:rPr>
-        <w:t xml:space="preserve"> Algoritmo de detección de objetos que analiza una imagen completa en una sola pasada.</w:t>
-      </w:r>
-    </w:p>
-    <w:p>
-      <w:pPr>
-        <w:spacing w:line="360" w:lineRule="auto"/>
-        <w:rPr>
-          <w:sz w:val="22"/>
-          <w:szCs w:val="22"/>
-        </w:rPr>
-      </w:pPr>
+        </w:rPr>
+        <w:t xml:space="preserve">Link </w:t>
+      </w:r>
+      <w:proofErr w:type="spellStart"/>
       <w:r>
         <w:rPr>
           <w:b/>
           <w:bCs/>
-          <w:sz w:val="22"/>
-          <w:szCs w:val="22"/>
-        </w:rPr>
-        <w:t>YOLOv7:</w:t>
-      </w:r>
-      <w:r>
-        <w:rPr>
-          <w:sz w:val="22"/>
-          <w:szCs w:val="22"/>
-        </w:rPr>
-        <w:t xml:space="preserve"> Versión optimizada del algoritmo YOLO, especializada en detección rápida y precisa de objetos en tiempo real.</w:t>
-      </w:r>
-    </w:p>
-    <w:p>
-      <w:pPr>
-        <w:rPr>
-          <w:sz w:val="22"/>
-          <w:szCs w:val="22"/>
-        </w:rPr>
-      </w:pPr>
-      <w:r>
-        <w:rPr>
-          <w:sz w:val="22"/>
-          <w:szCs w:val="22"/>
-        </w:rPr>
-        <w:br w:type="page"/>
-      </w:r>
-    </w:p>
-    <w:p>
-      <w:pPr>
-        <w:pStyle w:val="Ttulo2"/>
-      </w:pPr>
-      <w:r>
-        <w:lastRenderedPageBreak/>
-        <w:t>ANEXOS</w:t>
-      </w:r>
-    </w:p>
-    <w:p>
-      <w:pPr>
-        <w:spacing w:line="360" w:lineRule="auto"/>
-        <w:rPr>
-          <w:sz w:val="22"/>
-          <w:szCs w:val="22"/>
-        </w:rPr>
-      </w:pPr>
-      <w:proofErr w:type="gramStart"/>
-      <w:r>
-        <w:rPr>
-          <w:sz w:val="22"/>
-          <w:szCs w:val="22"/>
-        </w:rPr>
-        <w:t>Link</w:t>
-      </w:r>
-      <w:proofErr w:type="gramEnd"/>
-      <w:r>
-        <w:rPr>
-          <w:sz w:val="22"/>
-          <w:szCs w:val="22"/>
-        </w:rPr>
-        <w:t xml:space="preserve"> de carpeta de drive de los resultados del entrenamiento</w:t>
-      </w:r>
-    </w:p>
-    <w:p>
-      <w:pPr>
-        <w:spacing w:line="360" w:lineRule="auto"/>
-        <w:rPr>
-          <w:sz w:val="22"/>
-          <w:szCs w:val="22"/>
-        </w:rPr>
-      </w:pPr>
-      <w:r>
-        <w:rPr>
-          <w:sz w:val="22"/>
-          <w:szCs w:val="22"/>
+        </w:rPr>
+        <w:t>github</w:t>
+      </w:r>
+      <w:proofErr w:type="spellEnd"/>
+      <w:r>
+        <w:rPr>
+          <w:b/>
+          <w:bCs/>
+        </w:rPr>
+        <w:t>:</w:t>
+      </w:r>
+      <w:r>
+        <w:t xml:space="preserve"> </w:t>
+      </w:r>
+      <w:r>
+        <w:rPr>
+          <w:sz w:val="20"/>
+          <w:szCs w:val="20"/>
+        </w:rPr>
+        <w:t>https://github.com/JaredMontesCandela/Proyecto-Mecatronica_deteccion_de_plaga_peca_de_la_hoja</w:t>
+      </w:r>
+    </w:p>
+    <w:p>
+      <w:pPr>
+        <w:spacing w:line="360" w:lineRule="auto"/>
+        <w:rPr>
+          <w:sz w:val="22"/>
+          <w:szCs w:val="22"/>
+        </w:rPr>
+      </w:pPr>
+      <w:r>
+        <w:rPr>
+          <w:b/>
+          <w:bCs/>
+          <w:sz w:val="22"/>
+          <w:szCs w:val="22"/>
+        </w:rPr>
+        <w:t>Link de carpeta de drive de los resultados del entrenamiento</w:t>
+      </w:r>
+      <w:r>
+        <w:rPr>
+          <w:sz w:val="22"/>
+          <w:szCs w:val="22"/>
+        </w:rPr>
+        <w:t xml:space="preserve">: </w:t>
+      </w:r>
+      <w:r>
+        <w:rPr>
+          <w:sz w:val="20"/>
+          <w:szCs w:val="20"/>
         </w:rPr>
         <w:t>https://drive.google.com/drive/folders/1hh26QCtNYlxr7YuOzURfPAr2AGy_RFRs?usp=drive_link</w:t>
       </w:r>
@@ -28995,7 +28619,6 @@
         <w:rPr>
           <w:noProof/>
         </w:rPr>
-        <w:lastRenderedPageBreak/>
         <w:drawing>
           <wp:inline distT="0" distB="0" distL="0" distR="0" wp14:anchorId="686079E1" wp14:editId="09EA6057">
             <wp:extent cx="4709752" cy="3138055"/>
@@ -29243,7 +28866,6 @@
         <w:rPr>
           <w:noProof/>
         </w:rPr>
-        <w:lastRenderedPageBreak/>
         <w:drawing>
           <wp:inline distT="0" distB="0" distL="0" distR="0" wp14:anchorId="1B4F0935" wp14:editId="6E84D461">
             <wp:extent cx="5603875" cy="2805430"/>
